--- a/assets/dispatch_contracts/master_template.docx
+++ b/assets/dispatch_contracts/master_template.docx
@@ -1001,32 +1001,14 @@
     </w:p>
     <w:p>
       <w:pPr>
-        <w:spacing w:after="120"/>
-      </w:pPr>
-      <w:r>
-        <w:rPr>
-          <w:rFonts w:ascii="標楷體" w:cs="標楷體" w:eastAsia="標楷體" w:hAnsi="標楷體"/>
-          <w:b w:val="false"/>
-          <w:bCs w:val="false"/>
-          <w:sz w:val="20"/>
-          <w:szCs w:val="20"/>
-        </w:rPr>
-        <w:t xml:space="preserve">上述派遣同意書我皆已詳閱且願意配合派遣工作，並遵守上述規定，本人親筆簽名：</w:t>
-      </w:r>
-      <w:r>
-        <w:rPr>
-          <w:rFonts w:ascii="標楷體" w:cs="標楷體" w:eastAsia="標楷體" w:hAnsi="標楷體"/>
-          <w:b w:val="false"/>
-          <w:bCs w:val="false"/>
-          <w:sz w:val="20"/>
-          <w:szCs w:val="20"/>
-        </w:rPr>
-        <w:t xml:space="preserve">${pap_sign}</w:t>
-      </w:r>
-    </w:p>
-    <w:p>
-      <w:pPr>
-        <w:spacing w:after="120"/>
+        <w:pBdr>
+          <w:top w:val="single" w:sz="4" w:space="0" w:color="auto"/>
+          <w:left w:val="single" w:sz="4" w:space="15" w:color="auto"/>
+          <w:bottom w:val="single" w:sz="4" w:space="0" w:color="auto"/>
+          <w:right w:val="single" w:sz="4" w:space="4" w:color="auto"/>
+        </w:pBdr>
+        <w:spacing w:before="0" w:beforeAutospacing="0" w:after="0" w:afterAutospacing="0"/>
+        <w:ind w:left="720"/>
       </w:pPr>
       <w:r>
         <w:rPr>
@@ -1036,222 +1018,42 @@
           <w:sz w:val="20"/>
           <w:szCs w:val="20"/>
         </w:rPr>
-        <w:t xml:space="preserve">第三條：工作規範</w:t>
-      </w:r>
-    </w:p>
-    <w:p>
-      <w:pPr>
-        <w:spacing w:after="120"/>
-      </w:pPr>
-      <w:r>
-        <w:rPr>
-          <w:rFonts w:ascii="標楷體" w:cs="標楷體" w:eastAsia="標楷體" w:hAnsi="標楷體"/>
-          <w:b w:val="false"/>
-          <w:bCs w:val="false"/>
-          <w:sz w:val="20"/>
-          <w:szCs w:val="20"/>
-        </w:rPr>
-        <w:t xml:space="preserve">※甲方若有違反下列規定，乙方得將甲方予以停班處分並取消工作相關獎金、且當日視同曠職。</w:t>
-      </w:r>
-    </w:p>
-    <w:p>
-      <w:pPr>
-        <w:spacing w:after="120"/>
-      </w:pPr>
-      <w:r>
-        <w:rPr>
-          <w:rFonts w:ascii="標楷體" w:cs="標楷體" w:eastAsia="標楷體" w:hAnsi="標楷體"/>
-          <w:b w:val="false"/>
-          <w:bCs w:val="false"/>
-          <w:sz w:val="20"/>
-          <w:szCs w:val="20"/>
-        </w:rPr>
-        <w:t xml:space="preserve">1.上班時服裝儀容需整齊，並依丙方規定穿著制服、配件、工作鞋等。</w:t>
-      </w:r>
-    </w:p>
-    <w:p>
-      <w:pPr>
-        <w:spacing w:after="120"/>
-      </w:pPr>
-      <w:r>
-        <w:rPr>
-          <w:rFonts w:ascii="標楷體" w:cs="標楷體" w:eastAsia="標楷體" w:hAnsi="標楷體"/>
-          <w:b w:val="false"/>
-          <w:bCs w:val="false"/>
-          <w:sz w:val="20"/>
-          <w:szCs w:val="20"/>
-        </w:rPr>
-        <w:t xml:space="preserve">2.上班時需服從丙方主管之指揮調度；非休息、用餐時間，未經主管許可，不可私自外出或擅離工作崗位。</w:t>
-      </w:r>
-    </w:p>
-    <w:p>
-      <w:pPr>
-        <w:spacing w:after="120"/>
-      </w:pPr>
-      <w:r>
-        <w:rPr>
-          <w:rFonts w:ascii="標楷體" w:cs="標楷體" w:eastAsia="標楷體" w:hAnsi="標楷體"/>
-          <w:b w:val="false"/>
-          <w:bCs w:val="false"/>
-          <w:sz w:val="20"/>
-          <w:szCs w:val="20"/>
-        </w:rPr>
-        <w:t xml:space="preserve">3.上班期間內，手機應禁止使用，唯家中發生緊急事故，或經主管同意，不在此限。</w:t>
-      </w:r>
-    </w:p>
-    <w:p>
-      <w:pPr>
-        <w:spacing w:after="120"/>
-      </w:pPr>
-      <w:r>
-        <w:rPr>
-          <w:rFonts w:ascii="標楷體" w:cs="標楷體" w:eastAsia="標楷體" w:hAnsi="標楷體"/>
-          <w:b w:val="false"/>
-          <w:bCs w:val="false"/>
-          <w:sz w:val="20"/>
-          <w:szCs w:val="20"/>
-        </w:rPr>
-        <w:t xml:space="preserve">4.上班時間禁止吸菸、飲酒、嚼檳榔、隨地吐痰、吸毒、喧嘩、賭博、打瞌睡、看報、滋、鬧事。等干擾他人工作之行為</w:t>
-      </w:r>
-    </w:p>
-    <w:p>
-      <w:pPr>
-        <w:spacing w:after="120"/>
-      </w:pPr>
-      <w:r>
-        <w:rPr>
-          <w:rFonts w:ascii="標楷體" w:cs="標楷體" w:eastAsia="標楷體" w:hAnsi="標楷體"/>
-          <w:b w:val="false"/>
-          <w:bCs w:val="false"/>
-          <w:sz w:val="20"/>
-          <w:szCs w:val="20"/>
-        </w:rPr>
-        <w:t xml:space="preserve">5.丙方若反應甲方表現不良、未確實配合工作之調派、未依丙方規定穿著統一服裝，且屢勸不聽者，乙方得隨時終止本專案之合約，甲方同意並且對此條規定無異議。</w:t>
-      </w:r>
-    </w:p>
-    <w:p>
-      <w:pPr>
-        <w:spacing w:after="120"/>
-      </w:pPr>
-      <w:r>
-        <w:rPr>
-          <w:rFonts w:ascii="標楷體" w:cs="標楷體" w:eastAsia="標楷體" w:hAnsi="標楷體"/>
-          <w:b w:val="false"/>
-          <w:bCs w:val="false"/>
-          <w:sz w:val="20"/>
-          <w:szCs w:val="20"/>
-        </w:rPr>
-        <w:t xml:space="preserve">6.薪資為保密結構，如發現私下討論個人薪資一律開除，薪資若有疑問，可向</w:t>
-      </w:r>
-      <w:r>
-        <w:rPr>
-          <w:rFonts w:ascii="標楷體" w:cs="標楷體" w:eastAsia="標楷體" w:hAnsi="標楷體"/>
-          <w:b w:val="false"/>
-          <w:bCs w:val="false"/>
-          <w:sz w:val="20"/>
-          <w:szCs w:val="20"/>
-        </w:rPr>
-        <w:t xml:space="preserve">${com_full_name}</w:t>
-      </w:r>
-      <w:r>
-        <w:rPr>
-          <w:rFonts w:ascii="標楷體" w:cs="標楷體" w:eastAsia="標楷體" w:hAnsi="標楷體"/>
-          <w:b w:val="false"/>
-          <w:bCs w:val="false"/>
-          <w:sz w:val="20"/>
-          <w:szCs w:val="20"/>
-        </w:rPr>
-        <w:t xml:space="preserve">申請複查。</w:t>
-      </w:r>
-    </w:p>
-    <w:p>
-      <w:pPr>
-        <w:spacing w:after="120"/>
-      </w:pPr>
-      <w:r>
-        <w:rPr>
-          <w:rFonts w:ascii="標楷體" w:cs="標楷體" w:eastAsia="標楷體" w:hAnsi="標楷體"/>
-          <w:b w:val="false"/>
-          <w:bCs w:val="false"/>
-          <w:sz w:val="20"/>
-          <w:szCs w:val="20"/>
-        </w:rPr>
-        <w:t xml:space="preserve">7.在工作期間若發生性騷擾事件，依本公司制訂之” 工作場所性騷擾防治措施、申訴及懲戒辦法”辦理，相關規定公告於</w:t>
-      </w:r>
-      <w:r>
-        <w:rPr>
-          <w:rFonts w:ascii="標楷體" w:cs="標楷體" w:eastAsia="標楷體" w:hAnsi="標楷體"/>
-          <w:b w:val="false"/>
-          <w:bCs w:val="false"/>
-          <w:sz w:val="20"/>
-          <w:szCs w:val="20"/>
-        </w:rPr>
-        <w:t xml:space="preserve">${com_full_name}</w:t>
-      </w:r>
-      <w:r>
-        <w:rPr>
-          <w:rFonts w:ascii="標楷體" w:cs="標楷體" w:eastAsia="標楷體" w:hAnsi="標楷體"/>
-          <w:b w:val="false"/>
-          <w:bCs w:val="false"/>
-          <w:sz w:val="20"/>
-          <w:szCs w:val="20"/>
-        </w:rPr>
-        <w:t xml:space="preserve">公佈欄。申訴專線電話0982-839-389 蔡志祥經理，申訴專用電子信箱sean@tsaipei.com。</w:t>
-      </w:r>
-    </w:p>
-    <w:p>
-      <w:pPr>
-        <w:spacing w:after="120"/>
-      </w:pPr>
-      <w:r>
-        <w:rPr>
-          <w:rFonts w:ascii="標楷體" w:cs="標楷體" w:eastAsia="標楷體" w:hAnsi="標楷體"/>
-          <w:b w:val="false"/>
-          <w:bCs w:val="false"/>
-          <w:sz w:val="20"/>
-          <w:szCs w:val="20"/>
-        </w:rPr>
-        <w:t xml:space="preserve">8. 工作規則是</w:t>
-      </w:r>
-      <w:r>
-        <w:rPr>
-          <w:rFonts w:ascii="標楷體" w:cs="標楷體" w:eastAsia="標楷體" w:hAnsi="標楷體"/>
-          <w:b w:val="false"/>
-          <w:bCs w:val="false"/>
-          <w:sz w:val="20"/>
-          <w:szCs w:val="20"/>
-        </w:rPr>
-        <w:t xml:space="preserve">${com_full_name}</w:t>
-      </w:r>
-      <w:r>
-        <w:rPr>
-          <w:rFonts w:ascii="標楷體" w:cs="標楷體" w:eastAsia="標楷體" w:hAnsi="標楷體"/>
-          <w:b w:val="false"/>
-          <w:bCs w:val="false"/>
-          <w:sz w:val="20"/>
-          <w:szCs w:val="20"/>
-        </w:rPr>
-        <w:t xml:space="preserve">同仁之行為規範與準則。服務員亦應遵守之,  如有違紀行為將予以解職論處並 取消各項補助、津貼；工作規定公告於</w:t>
-      </w:r>
-      <w:r>
-        <w:rPr>
-          <w:rFonts w:ascii="標楷體" w:cs="標楷體" w:eastAsia="標楷體" w:hAnsi="標楷體"/>
-          <w:b w:val="false"/>
-          <w:bCs w:val="false"/>
-          <w:sz w:val="20"/>
-          <w:szCs w:val="20"/>
-        </w:rPr>
-        <w:t xml:space="preserve">${com_full_name}</w:t>
-      </w:r>
-      <w:r>
-        <w:rPr>
-          <w:rFonts w:ascii="標楷體" w:cs="標楷體" w:eastAsia="標楷體" w:hAnsi="標楷體"/>
-          <w:b w:val="false"/>
-          <w:bCs w:val="false"/>
-          <w:sz w:val="20"/>
-          <w:szCs w:val="20"/>
-        </w:rPr>
-        <w:t xml:space="preserve">公佈欄。</w:t>
+        <w:t xml:space="preserve">上述派遣同意書我皆已詳閱且願意配合派遣工作，並遵守上述規定，本人親筆簽名：</w:t>
+      </w:r>
+    </w:p>
+    <w:p>
+      <w:pPr>
+        <w:pBdr>
+          <w:top w:val="single" w:sz="4" w:space="0" w:color="auto"/>
+          <w:left w:val="single" w:sz="4" w:space="15" w:color="auto"/>
+          <w:bottom w:val="single" w:sz="4" w:space="0" w:color="auto"/>
+          <w:right w:val="single" w:sz="4" w:space="4" w:color="auto"/>
+        </w:pBdr>
+        <w:spacing w:before="0" w:beforeAutospacing="0" w:after="0" w:afterAutospacing="0"/>
+        <w:ind w:left="720"/>
+      </w:pPr>
+    </w:p>
+    <w:p>
+      <w:pPr>
+        <w:pBdr>
+          <w:top w:val="single" w:sz="4" w:space="0" w:color="auto"/>
+          <w:left w:val="single" w:sz="4" w:space="15" w:color="auto"/>
+          <w:bottom w:val="single" w:sz="4" w:space="0" w:color="auto"/>
+          <w:right w:val="single" w:sz="4" w:space="4" w:color="auto"/>
+        </w:pBdr>
+        <w:spacing w:before="0" w:beforeAutospacing="0" w:after="120"/>
+        <w:ind w:left="720"/>
+        <w:jc w:val="center"/>
+      </w:pPr>
+      <w:r>
+        <w:rPr>
+          <w:rFonts w:ascii="標楷體" w:cs="標楷體" w:eastAsia="標楷體" w:hAnsi="標楷體"/>
+          <w:b w:val="false"/>
+          <w:bCs w:val="false"/>
+          <w:sz w:val="20"/>
+          <w:szCs w:val="20"/>
+        </w:rPr>
+        <w:t xml:space="preserve">${pap_sign}</w:t>
       </w:r>
     </w:p>
     <w:p>
@@ -1266,237 +1068,222 @@
           <w:sz w:val="20"/>
           <w:szCs w:val="20"/>
         </w:rPr>
-        <w:t xml:space="preserve">第四條：休息、請假、遲到、早退、曠職等薪資、各項獎金計算方式</w:t>
-      </w:r>
-    </w:p>
-    <w:p>
-      <w:pPr>
-        <w:spacing w:after="120"/>
-      </w:pPr>
-      <w:r>
-        <w:rPr>
-          <w:rFonts w:ascii="標楷體" w:cs="標楷體" w:eastAsia="標楷體" w:hAnsi="標楷體"/>
-          <w:b w:val="false"/>
-          <w:bCs w:val="false"/>
-          <w:sz w:val="20"/>
-          <w:szCs w:val="20"/>
-        </w:rPr>
-        <w:t xml:space="preserve">(一)假日排休及用餐時間、國定假日、颱風假等需配合</w:t>
-      </w:r>
-      <w:r>
-        <w:rPr>
-          <w:rFonts w:ascii="標楷體" w:cs="標楷體" w:eastAsia="標楷體" w:hAnsi="標楷體"/>
-          <w:b w:val="false"/>
-          <w:bCs w:val="false"/>
-          <w:sz w:val="20"/>
-          <w:szCs w:val="20"/>
-        </w:rPr>
-        <w:t xml:space="preserve">丙方</w:t>
-      </w:r>
-      <w:r>
-        <w:rPr>
-          <w:rFonts w:ascii="標楷體" w:cs="標楷體" w:eastAsia="標楷體" w:hAnsi="標楷體"/>
-          <w:b w:val="false"/>
-          <w:bCs w:val="false"/>
-          <w:sz w:val="20"/>
-          <w:szCs w:val="20"/>
-        </w:rPr>
-        <w:t xml:space="preserve">之公告安排為主。</w:t>
-      </w:r>
-    </w:p>
-    <w:p>
-      <w:pPr>
-        <w:spacing w:after="120"/>
-      </w:pPr>
-      <w:r>
-        <w:rPr>
-          <w:rFonts w:ascii="標楷體" w:cs="標楷體" w:eastAsia="標楷體" w:hAnsi="標楷體"/>
-          <w:b w:val="false"/>
-          <w:bCs w:val="false"/>
-          <w:sz w:val="20"/>
-          <w:szCs w:val="20"/>
-        </w:rPr>
-        <w:t xml:space="preserve">(二)相關請假及加班規定依照丙方規定辦理，公司休假為排休制度故國定假日與休息日之假別須接受</w:t>
-      </w:r>
-      <w:r>
-        <w:rPr>
-          <w:rFonts w:ascii="標楷體" w:cs="標楷體" w:eastAsia="標楷體" w:hAnsi="標楷體"/>
-          <w:b w:val="false"/>
-          <w:bCs w:val="false"/>
-          <w:sz w:val="20"/>
-          <w:szCs w:val="20"/>
-        </w:rPr>
-        <w:t xml:space="preserve">丙方</w:t>
-      </w:r>
-      <w:r>
-        <w:rPr>
-          <w:rFonts w:ascii="標楷體" w:cs="標楷體" w:eastAsia="標楷體" w:hAnsi="標楷體"/>
-          <w:b w:val="false"/>
-          <w:bCs w:val="false"/>
-          <w:sz w:val="20"/>
-          <w:szCs w:val="20"/>
-        </w:rPr>
-        <w:t xml:space="preserve">調派，調派後之國定假日與休息日由</w:t>
-      </w:r>
-      <w:r>
-        <w:rPr>
-          <w:rFonts w:ascii="標楷體" w:cs="標楷體" w:eastAsia="標楷體" w:hAnsi="標楷體"/>
-          <w:b w:val="false"/>
-          <w:bCs w:val="false"/>
-          <w:sz w:val="20"/>
-          <w:szCs w:val="20"/>
-        </w:rPr>
-        <w:t xml:space="preserve">丙方</w:t>
-      </w:r>
-      <w:r>
-        <w:rPr>
-          <w:rFonts w:ascii="標楷體" w:cs="標楷體" w:eastAsia="標楷體" w:hAnsi="標楷體"/>
-          <w:b w:val="false"/>
-          <w:bCs w:val="false"/>
-          <w:sz w:val="20"/>
-          <w:szCs w:val="20"/>
-        </w:rPr>
-        <w:t xml:space="preserve">公告排定之日期為該休假日。</w:t>
-      </w:r>
-    </w:p>
-    <w:p>
-      <w:pPr>
-        <w:spacing w:after="120"/>
-      </w:pPr>
-      <w:r>
-        <w:rPr>
-          <w:rFonts w:ascii="標楷體" w:cs="標楷體" w:eastAsia="標楷體" w:hAnsi="標楷體"/>
-          <w:b w:val="false"/>
-          <w:bCs w:val="false"/>
-          <w:sz w:val="20"/>
-          <w:szCs w:val="20"/>
-        </w:rPr>
-        <w:t xml:space="preserve">1.員工出勤、加班請務必確實簽到、打卡、填寫加班單，以利薪資發放。</w:t>
-      </w:r>
-    </w:p>
-    <w:p>
-      <w:pPr>
-        <w:spacing w:after="120"/>
-      </w:pPr>
-      <w:r>
-        <w:rPr>
-          <w:rFonts w:ascii="標楷體" w:cs="標楷體" w:eastAsia="標楷體" w:hAnsi="標楷體"/>
-          <w:b w:val="false"/>
-          <w:bCs w:val="false"/>
-          <w:sz w:val="20"/>
-          <w:szCs w:val="20"/>
-        </w:rPr>
-        <w:t xml:space="preserve">2.請勿遲到及早退，工作時間以30分鐘為單位。遲到依丙方規定訂定之。</w:t>
-      </w:r>
-    </w:p>
-    <w:p>
-      <w:pPr>
-        <w:spacing w:after="120"/>
-      </w:pPr>
-      <w:r>
-        <w:rPr>
-          <w:rFonts w:ascii="標楷體" w:cs="標楷體" w:eastAsia="標楷體" w:hAnsi="標楷體"/>
-          <w:b w:val="false"/>
-          <w:bCs w:val="false"/>
-          <w:sz w:val="20"/>
-          <w:szCs w:val="20"/>
-        </w:rPr>
-        <w:t xml:space="preserve">3.請假需依照</w:t>
-      </w:r>
-      <w:r>
-        <w:rPr>
-          <w:rFonts w:ascii="標楷體" w:cs="標楷體" w:eastAsia="標楷體" w:hAnsi="標楷體"/>
-          <w:b w:val="false"/>
-          <w:bCs w:val="false"/>
-          <w:sz w:val="20"/>
-          <w:szCs w:val="20"/>
-        </w:rPr>
-        <w:t xml:space="preserve">丙方</w:t>
-      </w:r>
-      <w:r>
-        <w:rPr>
-          <w:rFonts w:ascii="標楷體" w:cs="標楷體" w:eastAsia="標楷體" w:hAnsi="標楷體"/>
-          <w:b w:val="false"/>
-          <w:bCs w:val="false"/>
-          <w:sz w:val="20"/>
-          <w:szCs w:val="20"/>
-        </w:rPr>
-        <w:t xml:space="preserve">規範辦理：事假須於三日前向</w:t>
-      </w:r>
-      <w:r>
-        <w:rPr>
-          <w:rFonts w:ascii="標楷體" w:cs="標楷體" w:eastAsia="標楷體" w:hAnsi="標楷體"/>
-          <w:b w:val="false"/>
-          <w:bCs w:val="false"/>
-          <w:sz w:val="20"/>
-          <w:szCs w:val="20"/>
-        </w:rPr>
-        <w:t xml:space="preserve">丙方</w:t>
-      </w:r>
-      <w:r>
-        <w:rPr>
-          <w:rFonts w:ascii="標楷體" w:cs="標楷體" w:eastAsia="標楷體" w:hAnsi="標楷體"/>
-          <w:b w:val="false"/>
-          <w:bCs w:val="false"/>
-          <w:sz w:val="20"/>
-          <w:szCs w:val="20"/>
-        </w:rPr>
-        <w:t xml:space="preserve">及</w:t>
-      </w:r>
-      <w:r>
-        <w:rPr>
-          <w:rFonts w:ascii="標楷體" w:cs="標楷體" w:eastAsia="標楷體" w:hAnsi="標楷體"/>
-          <w:b w:val="false"/>
-          <w:bCs w:val="false"/>
-          <w:sz w:val="20"/>
-          <w:szCs w:val="20"/>
-        </w:rPr>
-        <w:t xml:space="preserve">乙方</w:t>
-      </w:r>
-      <w:r>
-        <w:rPr>
-          <w:rFonts w:ascii="標楷體" w:cs="標楷體" w:eastAsia="標楷體" w:hAnsi="標楷體"/>
-          <w:b w:val="false"/>
-          <w:bCs w:val="false"/>
-          <w:sz w:val="20"/>
-          <w:szCs w:val="20"/>
-        </w:rPr>
-        <w:t xml:space="preserve">申請，病假或突發狀況需於上班四小時內向</w:t>
-      </w:r>
-      <w:r>
-        <w:rPr>
-          <w:rFonts w:ascii="標楷體" w:cs="標楷體" w:eastAsia="標楷體" w:hAnsi="標楷體"/>
-          <w:b w:val="false"/>
-          <w:bCs w:val="false"/>
-          <w:sz w:val="20"/>
-          <w:szCs w:val="20"/>
-        </w:rPr>
-        <w:t xml:space="preserve">丙方</w:t>
-      </w:r>
-      <w:r>
-        <w:rPr>
-          <w:rFonts w:ascii="標楷體" w:cs="標楷體" w:eastAsia="標楷體" w:hAnsi="標楷體"/>
-          <w:b w:val="false"/>
-          <w:bCs w:val="false"/>
-          <w:sz w:val="20"/>
-          <w:szCs w:val="20"/>
-        </w:rPr>
-        <w:t xml:space="preserve">申請，並於下一上班日完成請假簽核及就醫證明。未完成請假流程；無故未出勤、失聯以曠職論。當月有無故曠職或請假超過16小時，將取消當月所有獎金。</w:t>
-      </w:r>
-    </w:p>
-    <w:p>
-      <w:pPr>
-        <w:spacing w:after="120"/>
-      </w:pPr>
-      <w:r>
-        <w:rPr>
-          <w:rFonts w:ascii="標楷體" w:cs="標楷體" w:eastAsia="標楷體" w:hAnsi="標楷體"/>
-          <w:b w:val="false"/>
-          <w:bCs w:val="false"/>
-          <w:sz w:val="20"/>
-          <w:szCs w:val="20"/>
-        </w:rPr>
-        <w:t xml:space="preserve">4.本公司保留修改、變更、暫停或終止本活動內容之權利。</w:t>
+        <w:t xml:space="preserve">第三條：工作規範</w:t>
+      </w:r>
+    </w:p>
+    <w:p>
+      <w:pPr>
+        <w:spacing w:after="120"/>
+      </w:pPr>
+      <w:r>
+        <w:rPr>
+          <w:rFonts w:ascii="標楷體" w:cs="標楷體" w:eastAsia="標楷體" w:hAnsi="標楷體"/>
+          <w:b w:val="false"/>
+          <w:bCs w:val="false"/>
+          <w:sz w:val="20"/>
+          <w:szCs w:val="20"/>
+        </w:rPr>
+        <w:t xml:space="preserve">※甲方若有違反下列規定，乙方得將甲方予以停班處分並取消工作相關獎金、且當日視同曠職。</w:t>
+      </w:r>
+    </w:p>
+    <w:p>
+      <w:pPr>
+        <w:spacing w:after="120"/>
+      </w:pPr>
+      <w:r>
+        <w:rPr>
+          <w:rFonts w:ascii="標楷體" w:cs="標楷體" w:eastAsia="標楷體" w:hAnsi="標楷體"/>
+          <w:b w:val="false"/>
+          <w:bCs w:val="false"/>
+          <w:sz w:val="20"/>
+          <w:szCs w:val="20"/>
+        </w:rPr>
+        <w:t xml:space="preserve">1.上班時服裝儀容需整齊，並依丙方規定穿著制服、配件、工作鞋等。</w:t>
+      </w:r>
+    </w:p>
+    <w:p>
+      <w:pPr>
+        <w:spacing w:after="120"/>
+      </w:pPr>
+      <w:r>
+        <w:rPr>
+          <w:rFonts w:ascii="標楷體" w:cs="標楷體" w:eastAsia="標楷體" w:hAnsi="標楷體"/>
+          <w:b w:val="false"/>
+          <w:bCs w:val="false"/>
+          <w:sz w:val="20"/>
+          <w:szCs w:val="20"/>
+        </w:rPr>
+        <w:t xml:space="preserve">2.上班時需服從丙方主管之指揮調度；非休息、用餐時間，未經主管許可，不可私自外出或擅離工作崗位。</w:t>
+      </w:r>
+    </w:p>
+    <w:p>
+      <w:pPr>
+        <w:spacing w:after="120"/>
+      </w:pPr>
+      <w:r>
+        <w:rPr>
+          <w:rFonts w:ascii="標楷體" w:cs="標楷體" w:eastAsia="標楷體" w:hAnsi="標楷體"/>
+          <w:b w:val="false"/>
+          <w:bCs w:val="false"/>
+          <w:sz w:val="20"/>
+          <w:szCs w:val="20"/>
+        </w:rPr>
+        <w:t xml:space="preserve">3.上班期間內，手機應禁止使用，唯家中發生緊急事故，或經主管同意，不在此限。</w:t>
+      </w:r>
+    </w:p>
+    <w:p>
+      <w:pPr>
+        <w:spacing w:after="120"/>
+      </w:pPr>
+      <w:r>
+        <w:rPr>
+          <w:rFonts w:ascii="標楷體" w:cs="標楷體" w:eastAsia="標楷體" w:hAnsi="標楷體"/>
+          <w:b w:val="false"/>
+          <w:bCs w:val="false"/>
+          <w:sz w:val="20"/>
+          <w:szCs w:val="20"/>
+        </w:rPr>
+        <w:t xml:space="preserve">4.上班時間禁止吸菸、飲酒、嚼檳榔、隨地吐痰、吸毒、喧嘩、賭博、打瞌睡、看報、滋、鬧事。等干擾他人工作之行為</w:t>
+      </w:r>
+    </w:p>
+    <w:p>
+      <w:pPr>
+        <w:spacing w:after="120"/>
+      </w:pPr>
+      <w:r>
+        <w:rPr>
+          <w:rFonts w:ascii="標楷體" w:cs="標楷體" w:eastAsia="標楷體" w:hAnsi="標楷體"/>
+          <w:b w:val="false"/>
+          <w:bCs w:val="false"/>
+          <w:sz w:val="20"/>
+          <w:szCs w:val="20"/>
+        </w:rPr>
+        <w:t xml:space="preserve">5.丙方若反應甲方表現不良、未確實配合工作之調派、未依丙方規定穿著統一服裝，且屢勸不聽者，乙方得隨時終止本專案之合約，甲方同意並且對此條規定無異議。</w:t>
+      </w:r>
+    </w:p>
+    <w:p>
+      <w:pPr>
+        <w:spacing w:after="120"/>
+      </w:pPr>
+      <w:r>
+        <w:rPr>
+          <w:rFonts w:ascii="標楷體" w:cs="標楷體" w:eastAsia="標楷體" w:hAnsi="標楷體"/>
+          <w:b w:val="false"/>
+          <w:bCs w:val="false"/>
+          <w:sz w:val="20"/>
+          <w:szCs w:val="20"/>
+        </w:rPr>
+        <w:t xml:space="preserve">6.薪資為保密結構，如發現私下討論個人薪資一律開除，薪資若有疑問，可向</w:t>
+      </w:r>
+      <w:r>
+        <w:rPr>
+          <w:rFonts w:ascii="標楷體" w:cs="標楷體" w:eastAsia="標楷體" w:hAnsi="標楷體"/>
+          <w:b w:val="false"/>
+          <w:bCs w:val="false"/>
+          <w:sz w:val="20"/>
+          <w:szCs w:val="20"/>
+        </w:rPr>
+        <w:t xml:space="preserve">${com_full_name}</w:t>
+      </w:r>
+      <w:r>
+        <w:rPr>
+          <w:rFonts w:ascii="標楷體" w:cs="標楷體" w:eastAsia="標楷體" w:hAnsi="標楷體"/>
+          <w:b w:val="false"/>
+          <w:bCs w:val="false"/>
+          <w:sz w:val="20"/>
+          <w:szCs w:val="20"/>
+        </w:rPr>
+        <w:t xml:space="preserve">申請複查。</w:t>
+      </w:r>
+    </w:p>
+    <w:p>
+      <w:pPr>
+        <w:spacing w:after="120"/>
+      </w:pPr>
+      <w:r>
+        <w:rPr>
+          <w:rFonts w:ascii="標楷體" w:cs="標楷體" w:eastAsia="標楷體" w:hAnsi="標楷體"/>
+          <w:b w:val="false"/>
+          <w:bCs w:val="false"/>
+          <w:sz w:val="20"/>
+          <w:szCs w:val="20"/>
+        </w:rPr>
+        <w:t xml:space="preserve">7.在工作期間若發生性騷擾事件，依本公司制訂之” 工作場所性騷擾防治措施、申訴及懲戒辦法”辦理，相關規定公告於</w:t>
+      </w:r>
+      <w:r>
+        <w:rPr>
+          <w:rFonts w:ascii="標楷體" w:cs="標楷體" w:eastAsia="標楷體" w:hAnsi="標楷體"/>
+          <w:b w:val="false"/>
+          <w:bCs w:val="false"/>
+          <w:sz w:val="20"/>
+          <w:szCs w:val="20"/>
+        </w:rPr>
+        <w:t xml:space="preserve">${com_full_name}</w:t>
+      </w:r>
+      <w:r>
+        <w:rPr>
+          <w:rFonts w:ascii="標楷體" w:cs="標楷體" w:eastAsia="標楷體" w:hAnsi="標楷體"/>
+          <w:b w:val="false"/>
+          <w:bCs w:val="false"/>
+          <w:sz w:val="20"/>
+          <w:szCs w:val="20"/>
+        </w:rPr>
+        <w:t xml:space="preserve">公佈欄。申訴專線電話0982-839-389 蔡志祥經理，申訴專用電子信箱sean@tsaipei.com。</w:t>
+      </w:r>
+    </w:p>
+    <w:p>
+      <w:pPr>
+        <w:spacing w:after="120"/>
+      </w:pPr>
+      <w:r>
+        <w:rPr>
+          <w:rFonts w:ascii="標楷體" w:cs="標楷體" w:eastAsia="標楷體" w:hAnsi="標楷體"/>
+          <w:b w:val="false"/>
+          <w:bCs w:val="false"/>
+          <w:sz w:val="20"/>
+          <w:szCs w:val="20"/>
+        </w:rPr>
+        <w:t xml:space="preserve">8. 工作規則是</w:t>
+      </w:r>
+      <w:r>
+        <w:rPr>
+          <w:rFonts w:ascii="標楷體" w:cs="標楷體" w:eastAsia="標楷體" w:hAnsi="標楷體"/>
+          <w:b w:val="false"/>
+          <w:bCs w:val="false"/>
+          <w:sz w:val="20"/>
+          <w:szCs w:val="20"/>
+        </w:rPr>
+        <w:t xml:space="preserve">${com_full_name}</w:t>
+      </w:r>
+      <w:r>
+        <w:rPr>
+          <w:rFonts w:ascii="標楷體" w:cs="標楷體" w:eastAsia="標楷體" w:hAnsi="標楷體"/>
+          <w:b w:val="false"/>
+          <w:bCs w:val="false"/>
+          <w:sz w:val="20"/>
+          <w:szCs w:val="20"/>
+        </w:rPr>
+        <w:t xml:space="preserve">同仁之行為規範與準則。服務員亦應遵守之,  如有違紀行為將予以解職論處並 取消各項補助、津貼；工作規定公告於</w:t>
+      </w:r>
+      <w:r>
+        <w:rPr>
+          <w:rFonts w:ascii="標楷體" w:cs="標楷體" w:eastAsia="標楷體" w:hAnsi="標楷體"/>
+          <w:b w:val="false"/>
+          <w:bCs w:val="false"/>
+          <w:sz w:val="20"/>
+          <w:szCs w:val="20"/>
+        </w:rPr>
+        <w:t xml:space="preserve">${com_full_name}</w:t>
+      </w:r>
+      <w:r>
+        <w:rPr>
+          <w:rFonts w:ascii="標楷體" w:cs="標楷體" w:eastAsia="標楷體" w:hAnsi="標楷體"/>
+          <w:b w:val="false"/>
+          <w:bCs w:val="false"/>
+          <w:sz w:val="20"/>
+          <w:szCs w:val="20"/>
+        </w:rPr>
+        <w:t xml:space="preserve">公佈欄。</w:t>
       </w:r>
     </w:p>
     <w:p>
@@ -1511,37 +1298,237 @@
           <w:sz w:val="20"/>
           <w:szCs w:val="20"/>
         </w:rPr>
-        <w:t xml:space="preserve">第五條：離職及責任規範</w:t>
-      </w:r>
-    </w:p>
-    <w:p>
-      <w:pPr>
-        <w:spacing w:after="120"/>
-      </w:pPr>
-      <w:r>
-        <w:rPr>
-          <w:rFonts w:ascii="標楷體" w:cs="標楷體" w:eastAsia="標楷體" w:hAnsi="標楷體"/>
-          <w:b w:val="false"/>
-          <w:bCs w:val="false"/>
-          <w:sz w:val="20"/>
-          <w:szCs w:val="20"/>
-        </w:rPr>
-        <w:t xml:space="preserve">1.甲方於派駐專案期間，若發生不能繼續工作之情形，應於前十五天向乙方及丙方公司提出並完成離職交接手續，未辦理離職者若因行政作業不及或導致薪資系統異常，依據勞動基準法第22條之規定，甲方同意延後至完成離職手續方可發放。</w:t>
-      </w:r>
-    </w:p>
-    <w:p>
-      <w:pPr>
-        <w:spacing w:after="120"/>
-      </w:pPr>
-      <w:r>
-        <w:rPr>
-          <w:rFonts w:ascii="標楷體" w:cs="標楷體" w:eastAsia="標楷體" w:hAnsi="標楷體"/>
-          <w:b w:val="false"/>
-          <w:bCs w:val="false"/>
-          <w:sz w:val="20"/>
-          <w:szCs w:val="20"/>
-        </w:rPr>
-        <w:t xml:space="preserve">2.離職時須完成辦理離職交接手續，若遺失或損壞丙方相關財務文件及設備，甲方需照價賠償。</w:t>
+        <w:t xml:space="preserve">第四條：休息、請假、遲到、早退、曠職等薪資、各項獎金計算方式</w:t>
+      </w:r>
+    </w:p>
+    <w:p>
+      <w:pPr>
+        <w:spacing w:after="120"/>
+      </w:pPr>
+      <w:r>
+        <w:rPr>
+          <w:rFonts w:ascii="標楷體" w:cs="標楷體" w:eastAsia="標楷體" w:hAnsi="標楷體"/>
+          <w:b w:val="false"/>
+          <w:bCs w:val="false"/>
+          <w:sz w:val="20"/>
+          <w:szCs w:val="20"/>
+        </w:rPr>
+        <w:t xml:space="preserve">(一)假日排休及用餐時間、國定假日、颱風假等需配合</w:t>
+      </w:r>
+      <w:r>
+        <w:rPr>
+          <w:rFonts w:ascii="標楷體" w:cs="標楷體" w:eastAsia="標楷體" w:hAnsi="標楷體"/>
+          <w:b w:val="false"/>
+          <w:bCs w:val="false"/>
+          <w:sz w:val="20"/>
+          <w:szCs w:val="20"/>
+        </w:rPr>
+        <w:t xml:space="preserve">丙方</w:t>
+      </w:r>
+      <w:r>
+        <w:rPr>
+          <w:rFonts w:ascii="標楷體" w:cs="標楷體" w:eastAsia="標楷體" w:hAnsi="標楷體"/>
+          <w:b w:val="false"/>
+          <w:bCs w:val="false"/>
+          <w:sz w:val="20"/>
+          <w:szCs w:val="20"/>
+        </w:rPr>
+        <w:t xml:space="preserve">之公告安排為主。</w:t>
+      </w:r>
+    </w:p>
+    <w:p>
+      <w:pPr>
+        <w:spacing w:after="120"/>
+      </w:pPr>
+      <w:r>
+        <w:rPr>
+          <w:rFonts w:ascii="標楷體" w:cs="標楷體" w:eastAsia="標楷體" w:hAnsi="標楷體"/>
+          <w:b w:val="false"/>
+          <w:bCs w:val="false"/>
+          <w:sz w:val="20"/>
+          <w:szCs w:val="20"/>
+        </w:rPr>
+        <w:t xml:space="preserve">(二)相關請假及加班規定依照丙方規定辦理，公司休假為排休制度故國定假日與休息日之假別須接受</w:t>
+      </w:r>
+      <w:r>
+        <w:rPr>
+          <w:rFonts w:ascii="標楷體" w:cs="標楷體" w:eastAsia="標楷體" w:hAnsi="標楷體"/>
+          <w:b w:val="false"/>
+          <w:bCs w:val="false"/>
+          <w:sz w:val="20"/>
+          <w:szCs w:val="20"/>
+        </w:rPr>
+        <w:t xml:space="preserve">丙方</w:t>
+      </w:r>
+      <w:r>
+        <w:rPr>
+          <w:rFonts w:ascii="標楷體" w:cs="標楷體" w:eastAsia="標楷體" w:hAnsi="標楷體"/>
+          <w:b w:val="false"/>
+          <w:bCs w:val="false"/>
+          <w:sz w:val="20"/>
+          <w:szCs w:val="20"/>
+        </w:rPr>
+        <w:t xml:space="preserve">調派，調派後之國定假日與休息日由</w:t>
+      </w:r>
+      <w:r>
+        <w:rPr>
+          <w:rFonts w:ascii="標楷體" w:cs="標楷體" w:eastAsia="標楷體" w:hAnsi="標楷體"/>
+          <w:b w:val="false"/>
+          <w:bCs w:val="false"/>
+          <w:sz w:val="20"/>
+          <w:szCs w:val="20"/>
+        </w:rPr>
+        <w:t xml:space="preserve">丙方</w:t>
+      </w:r>
+      <w:r>
+        <w:rPr>
+          <w:rFonts w:ascii="標楷體" w:cs="標楷體" w:eastAsia="標楷體" w:hAnsi="標楷體"/>
+          <w:b w:val="false"/>
+          <w:bCs w:val="false"/>
+          <w:sz w:val="20"/>
+          <w:szCs w:val="20"/>
+        </w:rPr>
+        <w:t xml:space="preserve">公告排定之日期為該休假日。</w:t>
+      </w:r>
+    </w:p>
+    <w:p>
+      <w:pPr>
+        <w:spacing w:after="120"/>
+      </w:pPr>
+      <w:r>
+        <w:rPr>
+          <w:rFonts w:ascii="標楷體" w:cs="標楷體" w:eastAsia="標楷體" w:hAnsi="標楷體"/>
+          <w:b w:val="false"/>
+          <w:bCs w:val="false"/>
+          <w:sz w:val="20"/>
+          <w:szCs w:val="20"/>
+        </w:rPr>
+        <w:t xml:space="preserve">1.員工出勤、加班請務必確實簽到、打卡、填寫加班單，以利薪資發放。</w:t>
+      </w:r>
+    </w:p>
+    <w:p>
+      <w:pPr>
+        <w:spacing w:after="120"/>
+      </w:pPr>
+      <w:r>
+        <w:rPr>
+          <w:rFonts w:ascii="標楷體" w:cs="標楷體" w:eastAsia="標楷體" w:hAnsi="標楷體"/>
+          <w:b w:val="false"/>
+          <w:bCs w:val="false"/>
+          <w:sz w:val="20"/>
+          <w:szCs w:val="20"/>
+        </w:rPr>
+        <w:t xml:space="preserve">2.請勿遲到及早退，工作時間以30分鐘為單位。遲到依丙方規定訂定之。</w:t>
+      </w:r>
+    </w:p>
+    <w:p>
+      <w:pPr>
+        <w:spacing w:after="120"/>
+      </w:pPr>
+      <w:r>
+        <w:rPr>
+          <w:rFonts w:ascii="標楷體" w:cs="標楷體" w:eastAsia="標楷體" w:hAnsi="標楷體"/>
+          <w:b w:val="false"/>
+          <w:bCs w:val="false"/>
+          <w:sz w:val="20"/>
+          <w:szCs w:val="20"/>
+        </w:rPr>
+        <w:t xml:space="preserve">3.請假需依照</w:t>
+      </w:r>
+      <w:r>
+        <w:rPr>
+          <w:rFonts w:ascii="標楷體" w:cs="標楷體" w:eastAsia="標楷體" w:hAnsi="標楷體"/>
+          <w:b w:val="false"/>
+          <w:bCs w:val="false"/>
+          <w:sz w:val="20"/>
+          <w:szCs w:val="20"/>
+        </w:rPr>
+        <w:t xml:space="preserve">丙方</w:t>
+      </w:r>
+      <w:r>
+        <w:rPr>
+          <w:rFonts w:ascii="標楷體" w:cs="標楷體" w:eastAsia="標楷體" w:hAnsi="標楷體"/>
+          <w:b w:val="false"/>
+          <w:bCs w:val="false"/>
+          <w:sz w:val="20"/>
+          <w:szCs w:val="20"/>
+        </w:rPr>
+        <w:t xml:space="preserve">規範辦理：事假須於三日前向</w:t>
+      </w:r>
+      <w:r>
+        <w:rPr>
+          <w:rFonts w:ascii="標楷體" w:cs="標楷體" w:eastAsia="標楷體" w:hAnsi="標楷體"/>
+          <w:b w:val="false"/>
+          <w:bCs w:val="false"/>
+          <w:sz w:val="20"/>
+          <w:szCs w:val="20"/>
+        </w:rPr>
+        <w:t xml:space="preserve">丙方</w:t>
+      </w:r>
+      <w:r>
+        <w:rPr>
+          <w:rFonts w:ascii="標楷體" w:cs="標楷體" w:eastAsia="標楷體" w:hAnsi="標楷體"/>
+          <w:b w:val="false"/>
+          <w:bCs w:val="false"/>
+          <w:sz w:val="20"/>
+          <w:szCs w:val="20"/>
+        </w:rPr>
+        <w:t xml:space="preserve">及</w:t>
+      </w:r>
+      <w:r>
+        <w:rPr>
+          <w:rFonts w:ascii="標楷體" w:cs="標楷體" w:eastAsia="標楷體" w:hAnsi="標楷體"/>
+          <w:b w:val="false"/>
+          <w:bCs w:val="false"/>
+          <w:sz w:val="20"/>
+          <w:szCs w:val="20"/>
+        </w:rPr>
+        <w:t xml:space="preserve">乙方</w:t>
+      </w:r>
+      <w:r>
+        <w:rPr>
+          <w:rFonts w:ascii="標楷體" w:cs="標楷體" w:eastAsia="標楷體" w:hAnsi="標楷體"/>
+          <w:b w:val="false"/>
+          <w:bCs w:val="false"/>
+          <w:sz w:val="20"/>
+          <w:szCs w:val="20"/>
+        </w:rPr>
+        <w:t xml:space="preserve">申請，病假或突發狀況需於上班四小時內向</w:t>
+      </w:r>
+      <w:r>
+        <w:rPr>
+          <w:rFonts w:ascii="標楷體" w:cs="標楷體" w:eastAsia="標楷體" w:hAnsi="標楷體"/>
+          <w:b w:val="false"/>
+          <w:bCs w:val="false"/>
+          <w:sz w:val="20"/>
+          <w:szCs w:val="20"/>
+        </w:rPr>
+        <w:t xml:space="preserve">丙方</w:t>
+      </w:r>
+      <w:r>
+        <w:rPr>
+          <w:rFonts w:ascii="標楷體" w:cs="標楷體" w:eastAsia="標楷體" w:hAnsi="標楷體"/>
+          <w:b w:val="false"/>
+          <w:bCs w:val="false"/>
+          <w:sz w:val="20"/>
+          <w:szCs w:val="20"/>
+        </w:rPr>
+        <w:t xml:space="preserve">申請，並於下一上班日完成請假簽核及就醫證明。未完成請假流程；無故未出勤、失聯以曠職論。當月有無故曠職或請假超過16小時，將取消當月所有獎金。</w:t>
+      </w:r>
+    </w:p>
+    <w:p>
+      <w:pPr>
+        <w:spacing w:after="120"/>
+      </w:pPr>
+      <w:r>
+        <w:rPr>
+          <w:rFonts w:ascii="標楷體" w:cs="標楷體" w:eastAsia="標楷體" w:hAnsi="標楷體"/>
+          <w:b w:val="false"/>
+          <w:bCs w:val="false"/>
+          <w:sz w:val="20"/>
+          <w:szCs w:val="20"/>
+        </w:rPr>
+        <w:t xml:space="preserve">4.本公司保留修改、變更、暫停或終止本活動內容之權利。</w:t>
       </w:r>
     </w:p>
     <w:p>
@@ -1556,6 +1543,51 @@
           <w:sz w:val="20"/>
           <w:szCs w:val="20"/>
         </w:rPr>
+        <w:t xml:space="preserve">第五條：離職及責任規範</w:t>
+      </w:r>
+    </w:p>
+    <w:p>
+      <w:pPr>
+        <w:spacing w:after="120"/>
+      </w:pPr>
+      <w:r>
+        <w:rPr>
+          <w:rFonts w:ascii="標楷體" w:cs="標楷體" w:eastAsia="標楷體" w:hAnsi="標楷體"/>
+          <w:b w:val="false"/>
+          <w:bCs w:val="false"/>
+          <w:sz w:val="20"/>
+          <w:szCs w:val="20"/>
+        </w:rPr>
+        <w:t xml:space="preserve">1.甲方於派駐專案期間，若發生不能繼續工作之情形，應於前十五天向乙方及丙方公司提出並完成離職交接手續，未辦理離職者若因行政作業不及或導致薪資系統異常，依據勞動基準法第22條之規定，甲方同意延後至完成離職手續方可發放。</w:t>
+      </w:r>
+    </w:p>
+    <w:p>
+      <w:pPr>
+        <w:spacing w:after="120"/>
+      </w:pPr>
+      <w:r>
+        <w:rPr>
+          <w:rFonts w:ascii="標楷體" w:cs="標楷體" w:eastAsia="標楷體" w:hAnsi="標楷體"/>
+          <w:b w:val="false"/>
+          <w:bCs w:val="false"/>
+          <w:sz w:val="20"/>
+          <w:szCs w:val="20"/>
+        </w:rPr>
+        <w:t xml:space="preserve">2.離職時須完成辦理離職交接手續，若遺失或損壞丙方相關財務文件及設備，甲方需照價賠償。</w:t>
+      </w:r>
+    </w:p>
+    <w:p>
+      <w:pPr>
+        <w:spacing w:after="120"/>
+      </w:pPr>
+      <w:r>
+        <w:rPr>
+          <w:rFonts w:ascii="標楷體" w:cs="標楷體" w:eastAsia="標楷體" w:hAnsi="標楷體"/>
+          <w:b/>
+          <w:bCs/>
+          <w:sz w:val="20"/>
+          <w:szCs w:val="20"/>
+        </w:rPr>
         <w:t xml:space="preserve">第六條：保密規章</w:t>
       </w:r>
     </w:p>
@@ -1756,18 +1788,50 @@
     </w:p>
     <w:p>
       <w:pPr>
-        <w:spacing w:after="120"/>
-      </w:pPr>
-      <w:r>
-        <w:rPr>
-          <w:rFonts w:ascii="標楷體" w:cs="標楷體" w:eastAsia="標楷體" w:hAnsi="標楷體"/>
-          <w:b w:val="false"/>
-          <w:bCs w:val="false"/>
+        <w:pBdr>
+          <w:top w:val="single" w:sz="4" w:space="0" w:color="auto"/>
+          <w:left w:val="single" w:sz="4" w:space="15" w:color="auto"/>
+          <w:bottom w:val="single" w:sz="4" w:space="0" w:color="auto"/>
+          <w:right w:val="single" w:sz="4" w:space="4" w:color="auto"/>
+        </w:pBdr>
+        <w:spacing w:before="0" w:beforeAutospacing="0" w:after="0" w:afterAutospacing="0"/>
+        <w:ind w:left="720"/>
+      </w:pPr>
+      <w:r>
+        <w:rPr>
+          <w:rFonts w:ascii="標楷體" w:cs="標楷體" w:eastAsia="標楷體" w:hAnsi="標楷體"/>
+          <w:b/>
+          <w:bCs/>
           <w:sz w:val="20"/>
           <w:szCs w:val="20"/>
         </w:rPr>
         <w:t xml:space="preserve">上述派遣同意書我皆已詳閱且願意配合派遣工作，並遵守上述規定，本人親筆簽名：</w:t>
       </w:r>
+    </w:p>
+    <w:p>
+      <w:pPr>
+        <w:pBdr>
+          <w:top w:val="single" w:sz="4" w:space="0" w:color="auto"/>
+          <w:left w:val="single" w:sz="4" w:space="15" w:color="auto"/>
+          <w:bottom w:val="single" w:sz="4" w:space="0" w:color="auto"/>
+          <w:right w:val="single" w:sz="4" w:space="4" w:color="auto"/>
+        </w:pBdr>
+        <w:spacing w:before="0" w:beforeAutospacing="0" w:after="0" w:afterAutospacing="0"/>
+        <w:ind w:left="720"/>
+      </w:pPr>
+    </w:p>
+    <w:p>
+      <w:pPr>
+        <w:pBdr>
+          <w:top w:val="single" w:sz="4" w:space="0" w:color="auto"/>
+          <w:left w:val="single" w:sz="4" w:space="15" w:color="auto"/>
+          <w:bottom w:val="single" w:sz="4" w:space="0" w:color="auto"/>
+          <w:right w:val="single" w:sz="4" w:space="4" w:color="auto"/>
+        </w:pBdr>
+        <w:spacing w:before="0" w:beforeAutospacing="0" w:after="120"/>
+        <w:ind w:left="720"/>
+        <w:jc w:val="center"/>
+      </w:pPr>
       <w:r>
         <w:rPr>
           <w:rFonts w:ascii="標楷體" w:cs="標楷體" w:eastAsia="標楷體" w:hAnsi="標楷體"/>
